--- a/testakten/starug-schutzschirm-grossbach-druckguss-erfurt/docx/schutzschirmantrag_ag_erfurt.docx
+++ b/testakten/starug-schutzschirm-grossbach-druckguss-erfurt/docx/schutzschirmantrag_ag_erfurt.docx
@@ -150,14 +150,7 @@
         <w:jc w:val="center"/>
       </w:pPr>
       <w:r>
-        <w:rPr>
-          <w:rFonts w:ascii="Times New Roman" w:hAnsi="Times New Roman"/>
-          <w:b/>
-          <w:i/>
-          <w:iCs/>
-          <w:sz w:val="22"/>
-        </w:rPr>
-        <w:t xml:space="preserve">gemäß §§ 270d, 270b, 270a InsO</w:t>
+        <w:t>nach Paragrafen 270a, 270b und 270d InsO</w:t>
       </w:r>
     </w:p>
     <w:p>
@@ -205,43 +198,43 @@
         <w:ind w:left="720"/>
       </w:pPr>
       <w:r>
-        <w:t xml:space="preserve">1. Die Eröffnung des Insolvenzverfahrens über das Vermögen der Antragstellerin wegen drohender Zahlungsunfähigkeit (§ 18 InsO), hilfsweise wegen Überschuldung (§ 19 InsO).</w:t>
-      </w:r>
-    </w:p>
-    <w:p>
-      <w:pPr>
-        <w:spacing w:after="200" w:line="259" w:lineRule="auto"/>
-        <w:ind w:left="720"/>
-      </w:pPr>
-      <w:r>
-        <w:t xml:space="preserve">2. Die Anordnung der Eigenverwaltung gemäß § 270b InsO.</w:t>
-      </w:r>
-    </w:p>
-    <w:p>
-      <w:pPr>
-        <w:spacing w:after="200" w:line="259" w:lineRule="auto"/>
-        <w:ind w:left="720"/>
-      </w:pPr>
-      <w:r>
-        <w:t xml:space="preserve">3. Die Anordnung des Schutzschirms gemäß § 270d InsO für einen Zeitraum von drei Monaten ab Beschlussdatum.</w:t>
-      </w:r>
-    </w:p>
-    <w:p>
-      <w:pPr>
-        <w:spacing w:after="200" w:line="259" w:lineRule="auto"/>
-        <w:ind w:left="720"/>
-      </w:pPr>
-      <w:r>
-        <w:t xml:space="preserve">4. Die Bestellung von Herrn RA Dr. Henrik Sonnenschein, Hegelstraße 14, 39104 Magdeburg, als vorläufigen Sachwalter gemäß § 56a InsO.</w:t>
-      </w:r>
-    </w:p>
-    <w:p>
-      <w:pPr>
-        <w:spacing w:after="200" w:line="259" w:lineRule="auto"/>
-        <w:ind w:left="720"/>
-      </w:pPr>
-      <w:r>
-        <w:t xml:space="preserve">5. Die Anordnung einer Vollstreckungssperre gemäß § 21 Abs. 2 S. 1 Nr. 3 InsO gegenüber allen Gläubigern.</w:t>
+        <w:t>1. Die Eröffnung des Insolvenzverfahrens über das Vermögen der Antragstellerin wegen drohender Zahlungsunfähigkeit (Paragraf 18 InsO), hilfsweise wegen Überschuldung (Paragraf 19 InsO).</w:t>
+      </w:r>
+    </w:p>
+    <w:p>
+      <w:pPr>
+        <w:spacing w:after="200" w:line="259" w:lineRule="auto"/>
+        <w:ind w:left="720"/>
+      </w:pPr>
+      <w:r>
+        <w:t>2. Die Anordnung der vorläufigen Eigenverwaltung nach Paragraf 270b InsO.</w:t>
+      </w:r>
+    </w:p>
+    <w:p>
+      <w:pPr>
+        <w:spacing w:after="200" w:line="259" w:lineRule="auto"/>
+        <w:ind w:left="720"/>
+      </w:pPr>
+      <w:r>
+        <w:t>3. Die Anordnung des Schutzschirms gemäß Paragraf 270d InsO für einen Zeitraum von drei Monaten ab Beschlussdatum.</w:t>
+      </w:r>
+    </w:p>
+    <w:p>
+      <w:pPr>
+        <w:spacing w:after="200" w:line="259" w:lineRule="auto"/>
+        <w:ind w:left="720"/>
+      </w:pPr>
+      <w:r>
+        <w:t>4. Die Bestellung von Herrn Rechtsanwalt Dr. Henrik Sonnenschein, Hegelstraße 14, 39104 Magdeburg, zum vorläufigen Sachwalter nach Paragraf 270b Absatz 1 InsO; der Vorschlag erfolgt nach Paragraf 270d Absatz 2 InsO.</w:t>
+      </w:r>
+    </w:p>
+    <w:p>
+      <w:pPr>
+        <w:spacing w:after="200" w:line="259" w:lineRule="auto"/>
+        <w:ind w:left="720"/>
+      </w:pPr>
+      <w:r>
+        <w:t>5. Die Anordnung einer Vollstreckungssperre gemäß Paragraf 21 Abs. 2 S. 1 Nr. 3 InsO gegenüber allen Gläubigern.</w:t>
       </w:r>
     </w:p>
     <w:p>
@@ -284,7 +277,7 @@
         <w:spacing w:after="300" w:line="259" w:lineRule="auto"/>
       </w:pPr>
       <w:r>
-        <w:t xml:space="preserve">Die Antragstellerin befindet sich in einer drohenden Zahlungsunfähigkeit im Sinne des § 18 InsO. Dies ergibt sich aus der beigefügten 13-Wochen-Liquiditätsplanung sowie dem Sanierungskonzept nach IDW S 6 (Anlagen 1 und 2). Ohne Sanierungsmaßnahmen ist ab der 5. Kalenderwoche nach Antragstellung mit einer vollständigen Zahlungsunfähigkeit zu rechnen. Hauptursachen sind: (a) der strukturelle Volumenrückgang im Automobilzuliefergeschäft durch die E-Mobilitäts-Transition, (b) die Energiekostenexplosion 2022–2025, und (c) die kurzfristige Kürzung der Kontokorrentlinie durch die Sparkasse Mittelthüringen am 15. April 2026 von 4,8 Mio. EUR auf 2,0 Mio. EUR.</w:t>
+        <w:t>Die Antragstellerin befindet sich in einer drohenden Zahlungsunfähigkeit im Sinne des Paragraf 18 InsO. Dies ergibt sich aus der beigefügten 13-Wochen-Liquiditätsplanung sowie dem Sanierungskonzept nach IDW S 6 (Anlagen 1 und 2). Ohne Sanierungsmaßnahmen ist ab der 5. Kalenderwoche nach Antragstellung mit einer vollständigen Zahlungsunfähigkeit zu rechnen. Hauptursachen sind: (a) der strukturelle Volumenrückgang im Automobilzuliefergeschäft durch die E-Mobilitäts-Transition, (b) die Energiekostenexplosion 2022–2025, und (c) die kurzfristige Kürzung der Kontokorrentlinie durch die Sparkasse Mittelthüringen am 15. April 2026 von 4,8 Mio. EUR auf 2,0 Mio. EUR.</w:t>
       </w:r>
     </w:p>
     <w:p>
@@ -293,7 +286,7 @@
         <w:spacing w:after="200" w:line="259" w:lineRule="auto"/>
       </w:pPr>
       <w:r>
-        <w:t xml:space="preserve">3. Bescheinigung gemäß § 270d Abs. 1 S. 2 InsO</w:t>
+        <w:t>3. Bescheinigung nach Paragraf 270d Absatz 1 Satz 1 InsO</w:t>
       </w:r>
     </w:p>
     <w:p>
@@ -301,7 +294,7 @@
         <w:spacing w:after="300" w:line="259" w:lineRule="auto"/>
       </w:pPr>
       <w:r>
-        <w:t xml:space="preserve">Dem Antrag beigefügt ist die Bescheinigung des Unterzeichners gemäß § 270d Abs. 1 S. 2 InsO (Anlage 3). Diese bescheinigt: (a) Die Antragstellerin ist nicht zahlungsunfähig im Sinne des § 17 InsO. (b) Die angestrebte Sanierung ist nicht offensichtlich aussichtslos. Das vollständige IDW-S-6-Gutachten (erstellt gemeinsam mit WSP Wirtschaftsprüfung Erfurt GmbH, WP Hans-Dieter Kleemann) liegt als Anlage 2 bei.</w:t>
+        <w:t>Dem Antrag beigefügt ist die mit Gründen versehene Bescheinigung des Unterzeichners nach Paragraf 270d Absatz 1 Satz 1 InsO (Anlage 3). Sie bescheinigt, dass drohende Zahlungsunfähigkeit, aber keine Zahlungsunfähigkeit vorliegt und die angestrebte Sanierung nicht offensichtlich aussichtslos ist. Das Sanierungsgutachten nach IDW S 6, erstellt gemeinsam mit der WSP Wirtschaftsprüfung Erfurt GmbH und Wirtschaftsprüfer Hans-Dieter Kleemann, liegt ergänzend als Anlage 2 bei.</w:t>
       </w:r>
     </w:p>
     <w:p>
@@ -354,7 +347,7 @@
         <w:ind w:left="720"/>
       </w:pPr>
       <w:r>
-        <w:t xml:space="preserve">Anlage 3: Bescheinigung gemäß § 270d Abs. 1 S. 2 InsO</w:t>
+        <w:t>Anlage 3: Bescheinigung nach Paragraf 270d Absatz 1 Satz 1 InsO</w:t>
       </w:r>
     </w:p>
     <w:p>
@@ -363,7 +356,7 @@
         <w:ind w:left="720"/>
       </w:pPr>
       <w:r>
-        <w:t xml:space="preserve">Anlage 4: Eigenverwaltungsplan gemäß § 270a InsO</w:t>
+        <w:t>Anlage 4: Eigenverwaltungsplan gemäß Paragraf 270a InsO</w:t>
       </w:r>
     </w:p>
     <w:p>
@@ -461,7 +454,7 @@
           <w:sz w:val="18"/>
           <w:szCs w:val="18"/>
         </w:rPr>
-        <w:t xml:space="preserve">Quellen und Rechtsgrundlagen: § 270d InsO (https://dejure.org/gesetze/InsO/270d.html), § 18 InsO (https://dejure.org/gesetze/InsO/18.html), IDW S 6 Stand 16.09.2022</w:t>
+        <w:t>Quellen und Rechtsgrundlagen: Paragraf 270d InsO (https://dejure.org/gesetze/InsO/270d.html), Paragraf 18 InsO (https://dejure.org/gesetze/InsO/18.html), IDW S 6 Stand 16.09.2022</w:t>
       </w:r>
     </w:p>
     <w:sectPr>
